--- a/data/ai_paras/AI_para_72.docx
+++ b/data/ai_paras/AI_para_72.docx
@@ -4,7 +4,7 @@
   <w:body>
     <w:p>
       <w:r>
-        <w:t>The comprehensive analysis of professional development programs for transnational Chinese teachers in U.S. primary schools has revealed several critical insights that underscore the need for addressing existing research gaps and methodological shortcomings. The review highlighted the importance of integrating mixed-method approaches and longitudinal studies to achieve a more nuanced understanding of these programs' long-term effectiveness (Ref-s535820). Furthermore, the inclusion of transnational teachers' voices in research and the consideration of comparative cultural contexts emerged as essential elements for developing tailored and effective professional development strategies (Ref-s535820). By incorporating these improvements, future research can significantly enhance the quality and relevance of findings, informing policy-making and program development that better supports the adaptation and professional growth of transnational educators. Ultimately, addressing these gaps will contribute to a more culturally responsive and effective educational system, benefiting both teachers and students in diverse learning environments.</w:t>
+        <w:t>Reflecting on the identified research flaws offers significant implications for policy-making and program development in professional development for transnational Chinese teachers. The absence of longitudinal studies and over-reliance on qualitative data necessitates a reevaluation of current policies to ensure they are informed by comprehensive and robust evidence (Ref-s791858). Policymakers should prioritize funding for research that integrates mixed-method approaches, enabling a more nuanced understanding of program impacts over time. Additionally, the limited inclusion of teachers' voices suggests a need for participatory policy frameworks that incorporate the perspectives of educators, ensuring that program designs are more aligned with their real-world challenges and needs (Ref-s791858). By addressing these methodological shortcomings, program developers can create more effective, data-driven initiatives that better support the adaptation and professional growth of transnational teachers in diverse educational settings.</w:t>
       </w:r>
     </w:p>
     <w:sectPr>
